--- a/story/The_Midnight_Confessor_Batch20.docx
+++ b/story/The_Midnight_Confessor_Batch20.docx
@@ -1344,10 +1344,7 @@
         <w:rPr/>
       </w:pPr>
       <w:r>
-        <w:rPr>
-          <w:rtl w:val="0"/>
-        </w:rPr>
-        <w:t xml:space="preserve">My phone buzzed. A burner smuggled in by a sympathetic guard. Victoria.</w:t>
+        <w:t>My phone rang. A burner smuggled in by a sympathetic guard. Victoria.</w:t>
       </w:r>
     </w:p>
     <w:p>

--- a/story/The_Midnight_Confessor_Batch20.docx
+++ b/story/The_Midnight_Confessor_Batch20.docx
@@ -180,154 +180,170 @@
         <w:rPr/>
       </w:pPr>
       <w:r>
+        <w:t>NARRATIVE: My new office was a corner suite in the Blackwell Building. It was all glass and steel and ruthless efficiency. A monument to the pragmatic compromise of my soul. Victoria. Emily-sat across from me. She sipped herbal tea. Her focus was unsettlingly sharp.</w:t>
+      </w:r>
+    </w:p>
+    <w:p>
+      <w:pPr>
+        <w:pBdr>
+          <w:top w:space="0" w:sz="0" w:val="nil"/>
+          <w:left w:space="0" w:sz="0" w:val="nil"/>
+          <w:bottom w:space="0" w:sz="0" w:val="nil"/>
+          <w:right w:space="0" w:sz="0" w:val="nil"/>
+          <w:between w:space="0" w:sz="0" w:val="nil"/>
+        </w:pBdr>
+        <w:shd w:fill="auto" w:val="clear"/>
+        <w:rPr/>
+      </w:pPr>
+      <w:r>
+        <w:rPr>
+          <w:rtl w:val="0"/>
+        </w:rPr>
+        <w:t xml:space="preserve">"Deputy Director," she purred. The title fit like a heavy crown. "Your first tasks are administrative Jack. Securing the assets of the Price Firm and absorbing their clientele. We are expanding our intelligence division."</w:t>
+      </w:r>
+    </w:p>
+    <w:p>
+      <w:pPr>
+        <w:pBdr>
+          <w:top w:space="0" w:sz="0" w:val="nil"/>
+          <w:left w:space="0" w:sz="0" w:val="nil"/>
+          <w:bottom w:space="0" w:sz="0" w:val="nil"/>
+          <w:right w:space="0" w:sz="0" w:val="nil"/>
+          <w:between w:space="0" w:sz="0" w:val="nil"/>
+        </w:pBdr>
+        <w:shd w:fill="auto" w:val="clear"/>
+        <w:rPr/>
+      </w:pPr>
+      <w:r>
+        <w:rPr>
+          <w:rtl w:val="0"/>
+        </w:rPr>
+        <w:t xml:space="preserve">"And the reform?" I asked. I pushed back. I needed to believe the compromise was worth it. "The innocents?"</w:t>
+      </w:r>
+    </w:p>
+    <w:p>
+      <w:pPr>
+        <w:pBdr>
+          <w:top w:space="0" w:sz="0" w:val="nil"/>
+          <w:left w:space="0" w:sz="0" w:val="nil"/>
+          <w:bottom w:space="0" w:sz="0" w:val="nil"/>
+          <w:right w:space="0" w:sz="0" w:val="nil"/>
+          <w:between w:space="0" w:sz="0" w:val="nil"/>
+        </w:pBdr>
+        <w:shd w:fill="auto" w:val="clear"/>
+        <w:rPr/>
+      </w:pPr>
+      <w:r>
+        <w:rPr>
+          <w:rtl w:val="0"/>
+        </w:rPr>
+        <w:t xml:space="preserve">"They are already freed. Or their appeals are in motion thanks to the evidence we leaked. The system is consuming itself Jack. We just guide the consumption."</w:t>
+      </w:r>
+    </w:p>
+    <w:p>
+      <w:pPr>
+        <w:pBdr>
+          <w:top w:space="0" w:sz="0" w:val="nil"/>
+          <w:left w:space="0" w:sz="0" w:val="nil"/>
+          <w:bottom w:space="0" w:sz="0" w:val="nil"/>
+          <w:right w:space="0" w:sz="0" w:val="nil"/>
+          <w:between w:space="0" w:sz="0" w:val="nil"/>
+        </w:pBdr>
+        <w:shd w:fill="auto" w:val="clear"/>
+        <w:rPr/>
+      </w:pPr>
+      <w:r>
+        <w:rPr>
+          <w:rtl w:val="0"/>
+        </w:rPr>
+        <w:t xml:space="preserve">I saw the ledgers. They detailed how Victoria had manipulated political rivals. Not just corrupt cops. She was installing her own puppets into city offices. My methodical approach was immediately put to work. I organized Victoria's chaos. I segregated legal operations from the intelligence gathering. I ensured the evidence we released was clean.</w:t>
+      </w:r>
+    </w:p>
+    <w:p>
+      <w:pPr>
+        <w:pBdr>
+          <w:top w:space="0" w:sz="0" w:val="nil"/>
+          <w:left w:space="0" w:sz="0" w:val="nil"/>
+          <w:bottom w:space="0" w:sz="0" w:val="nil"/>
+          <w:right w:space="0" w:sz="0" w:val="nil"/>
+          <w:between w:space="0" w:sz="0" w:val="nil"/>
+        </w:pBdr>
+        <w:shd w:fill="auto" w:val="clear"/>
+        <w:rPr/>
+      </w:pPr>
+      <w:r>
+        <w:rPr>
+          <w:rtl w:val="0"/>
+        </w:rPr>
+        <w:t xml:space="preserve">Victoria was impressed. "You are a genius Jack. You bring legitimacy to my brutality. You make the corruption work by giving it structure."</w:t>
+      </w:r>
+    </w:p>
+    <w:p>
+      <w:pPr>
+        <w:pBdr>
+          <w:top w:space="0" w:sz="0" w:val="nil"/>
+          <w:left w:space="0" w:sz="0" w:val="nil"/>
+          <w:bottom w:space="0" w:sz="0" w:val="nil"/>
+          <w:right w:space="0" w:sz="0" w:val="nil"/>
+          <w:between w:space="0" w:sz="0" w:val="nil"/>
+        </w:pBdr>
+        <w:shd w:fill="auto" w:val="clear"/>
+        <w:spacing w:after="240" w:lineRule="auto"/>
+        <w:rPr/>
+      </w:pPr>
+      <w:r>
+        <w:rPr>
+          <w:rtl w:val="0"/>
+        </w:rPr>
+        <w:t xml:space="preserve">But the work was chilling. I was now actively maintaining a system of coercion. I wasn't fighting the darkness. I was managing it.</w:t>
+      </w:r>
+    </w:p>
+    <w:p>
+      <w:pPr>
+        <w:pStyle w:val="Heading3"/>
+        <w:pBdr>
+          <w:top w:space="0" w:sz="0" w:val="nil"/>
+          <w:left w:space="0" w:sz="0" w:val="nil"/>
+          <w:bottom w:space="0" w:sz="0" w:val="nil"/>
+          <w:right w:space="0" w:sz="0" w:val="nil"/>
+          <w:between w:space="0" w:sz="0" w:val="nil"/>
+        </w:pBdr>
+        <w:shd w:fill="auto" w:val="clear"/>
+        <w:spacing w:before="0" w:lineRule="auto"/>
+        <w:rPr/>
+      </w:pPr>
+      <w:r>
+        <w:rPr>
+          <w:rtl w:val="0"/>
+        </w:rPr>
+        <w:t xml:space="preserve">Subchapter 10.2MA - The Target and the Ultimatum</w:t>
+      </w:r>
+    </w:p>
+    <w:p>
+      <w:pPr>
+        <w:pBdr>
+          <w:top w:space="0" w:sz="0" w:val="nil"/>
+          <w:left w:space="0" w:sz="0" w:val="nil"/>
+          <w:bottom w:space="0" w:sz="0" w:val="nil"/>
+          <w:right w:space="0" w:sz="0" w:val="nil"/>
+          <w:between w:space="0" w:sz="0" w:val="nil"/>
+        </w:pBdr>
+        <w:shd w:fill="auto" w:val="clear"/>
+        <w:rPr/>
+      </w:pPr>
+      <w:r>
         <w:rPr>
           <w:b w:val="1"/>
           <w:bCs w:val="1"/>
           <w:rtl w:val="0"/>
         </w:rPr>
-        <w:t xml:space="preserve">NARRATIVE: </w:t>
-      </w:r>
-      <w:r>
-        <w:rPr>
-          <w:rtl w:val="0"/>
-        </w:rPr>
-        <w:t xml:space="preserve">My new office was a corner suite in the Blackwell Building. It was all glass and steel and ruthless efficiency. A monument to the pragmatic compromise of my soul. Victoria—Emily—sat across from me. She sipped herbal tea. Her focus was unsettlingly sharp.</w:t>
-      </w:r>
-    </w:p>
-    <w:p>
-      <w:pPr>
-        <w:pBdr>
-          <w:top w:space="0" w:sz="0" w:val="nil"/>
-          <w:left w:space="0" w:sz="0" w:val="nil"/>
-          <w:bottom w:space="0" w:sz="0" w:val="nil"/>
-          <w:right w:space="0" w:sz="0" w:val="nil"/>
-          <w:between w:space="0" w:sz="0" w:val="nil"/>
-        </w:pBdr>
-        <w:shd w:fill="auto" w:val="clear"/>
-        <w:rPr/>
-      </w:pPr>
-      <w:r>
-        <w:rPr>
-          <w:rtl w:val="0"/>
-        </w:rPr>
-        <w:t xml:space="preserve">"Deputy Director," she purred. The title fit like a heavy crown. "Your first tasks are administrative Jack. Securing the assets of the Price Firm and absorbing their clientele. We are expanding our intelligence division."</w:t>
-      </w:r>
-    </w:p>
-    <w:p>
-      <w:pPr>
-        <w:pBdr>
-          <w:top w:space="0" w:sz="0" w:val="nil"/>
-          <w:left w:space="0" w:sz="0" w:val="nil"/>
-          <w:bottom w:space="0" w:sz="0" w:val="nil"/>
-          <w:right w:space="0" w:sz="0" w:val="nil"/>
-          <w:between w:space="0" w:sz="0" w:val="nil"/>
-        </w:pBdr>
-        <w:shd w:fill="auto" w:val="clear"/>
-        <w:rPr/>
-      </w:pPr>
-      <w:r>
-        <w:rPr>
-          <w:rtl w:val="0"/>
-        </w:rPr>
-        <w:t xml:space="preserve">"And the reform?" I asked. I pushed back. I needed to believe the compromise was worth it. "The innocents?"</w:t>
-      </w:r>
-    </w:p>
-    <w:p>
-      <w:pPr>
-        <w:pBdr>
-          <w:top w:space="0" w:sz="0" w:val="nil"/>
-          <w:left w:space="0" w:sz="0" w:val="nil"/>
-          <w:bottom w:space="0" w:sz="0" w:val="nil"/>
-          <w:right w:space="0" w:sz="0" w:val="nil"/>
-          <w:between w:space="0" w:sz="0" w:val="nil"/>
-        </w:pBdr>
-        <w:shd w:fill="auto" w:val="clear"/>
-        <w:rPr/>
-      </w:pPr>
-      <w:r>
-        <w:rPr>
-          <w:rtl w:val="0"/>
-        </w:rPr>
-        <w:t xml:space="preserve">"They are already freed. Or their appeals are in motion thanks to the evidence we leaked. The system is consuming itself Jack. We just guide the consumption."</w:t>
-      </w:r>
-    </w:p>
-    <w:p>
-      <w:pPr>
-        <w:pBdr>
-          <w:top w:space="0" w:sz="0" w:val="nil"/>
-          <w:left w:space="0" w:sz="0" w:val="nil"/>
-          <w:bottom w:space="0" w:sz="0" w:val="nil"/>
-          <w:right w:space="0" w:sz="0" w:val="nil"/>
-          <w:between w:space="0" w:sz="0" w:val="nil"/>
-        </w:pBdr>
-        <w:shd w:fill="auto" w:val="clear"/>
-        <w:rPr/>
-      </w:pPr>
-      <w:r>
-        <w:rPr>
-          <w:rtl w:val="0"/>
-        </w:rPr>
-        <w:t xml:space="preserve">I saw the ledgers. They detailed how Victoria had manipulated political rivals. Not just corrupt cops. She was installing her own puppets into city offices. My methodical approach was immediately put to work. I organized Victoria's chaos. I segregated legal operations from the intelligence gathering. I ensured the evidence we released was clean.</w:t>
-      </w:r>
-    </w:p>
-    <w:p>
-      <w:pPr>
-        <w:pBdr>
-          <w:top w:space="0" w:sz="0" w:val="nil"/>
-          <w:left w:space="0" w:sz="0" w:val="nil"/>
-          <w:bottom w:space="0" w:sz="0" w:val="nil"/>
-          <w:right w:space="0" w:sz="0" w:val="nil"/>
-          <w:between w:space="0" w:sz="0" w:val="nil"/>
-        </w:pBdr>
-        <w:shd w:fill="auto" w:val="clear"/>
-        <w:rPr/>
-      </w:pPr>
-      <w:r>
-        <w:rPr>
-          <w:rtl w:val="0"/>
-        </w:rPr>
-        <w:t xml:space="preserve">Victoria was impressed. "You are a genius Jack. You bring legitimacy to my brutality. You make the corruption work by giving it structure."</w:t>
-      </w:r>
-    </w:p>
-    <w:p>
-      <w:pPr>
-        <w:pBdr>
-          <w:top w:space="0" w:sz="0" w:val="nil"/>
-          <w:left w:space="0" w:sz="0" w:val="nil"/>
-          <w:bottom w:space="0" w:sz="0" w:val="nil"/>
-          <w:right w:space="0" w:sz="0" w:val="nil"/>
-          <w:between w:space="0" w:sz="0" w:val="nil"/>
-        </w:pBdr>
-        <w:shd w:fill="auto" w:val="clear"/>
-        <w:spacing w:after="240" w:lineRule="auto"/>
-        <w:rPr/>
-      </w:pPr>
-      <w:r>
-        <w:rPr>
-          <w:rtl w:val="0"/>
-        </w:rPr>
-        <w:t xml:space="preserve">But the work was chilling. I was now actively maintaining a system of coercion. I wasn't fighting the darkness. I was managing it.</w:t>
-      </w:r>
-    </w:p>
-    <w:p>
-      <w:pPr>
-        <w:pStyle w:val="Heading3"/>
-        <w:pBdr>
-          <w:top w:space="0" w:sz="0" w:val="nil"/>
-          <w:left w:space="0" w:sz="0" w:val="nil"/>
-          <w:bottom w:space="0" w:sz="0" w:val="nil"/>
-          <w:right w:space="0" w:sz="0" w:val="nil"/>
-          <w:between w:space="0" w:sz="0" w:val="nil"/>
-        </w:pBdr>
-        <w:shd w:fill="auto" w:val="clear"/>
-        <w:spacing w:before="0" w:lineRule="auto"/>
-        <w:rPr/>
-      </w:pPr>
-      <w:r>
-        <w:rPr>
-          <w:rtl w:val="0"/>
-        </w:rPr>
-        <w:t xml:space="preserve">Subchapter 10.2MA - The Target and the Ultimatum</w:t>
+        <w:t xml:space="preserve">PREVIOUSLY:</w:t>
+      </w:r>
+      <w:r>
+        <w:rPr>
+          <w:rtl w:val="0"/>
+        </w:rPr>
+        <w:t xml:space="preserve"> Jack organizes the empire. Victoria hands him a new target.</w:t>
       </w:r>
     </w:p>
     <w:p>
@@ -348,13 +364,13 @@
           <w:bCs w:val="1"/>
           <w:rtl w:val="0"/>
         </w:rPr>
-        <w:t xml:space="preserve">PREVIOUSLY:</w:t>
-      </w:r>
-      <w:r>
-        <w:rPr>
-          <w:rtl w:val="0"/>
-        </w:rPr>
-        <w:t xml:space="preserve"> Jack organizes the empire. Victoria hands him a new target.</w:t>
+        <w:t xml:space="preserve">BRIDGE TEXT:</w:t>
+      </w:r>
+      <w:r>
+        <w:rPr>
+          <w:rtl w:val="0"/>
+        </w:rPr>
+        <w:t xml:space="preserve"> A file hits the desk. A photo of an honest man. The line in the sand appears.</w:t>
       </w:r>
     </w:p>
     <w:p>
@@ -375,13 +391,165 @@
           <w:bCs w:val="1"/>
           <w:rtl w:val="0"/>
         </w:rPr>
-        <w:t xml:space="preserve">BRIDGE TEXT:</w:t>
-      </w:r>
-      <w:r>
-        <w:rPr>
-          <w:rtl w:val="0"/>
-        </w:rPr>
-        <w:t xml:space="preserve"> A file hits the desk. A photo of an honest man. The line in the sand appears.</w:t>
+        <w:t xml:space="preserve">NARRATIVE: </w:t>
+      </w:r>
+      <w:r>
+        <w:rPr>
+          <w:rtl w:val="0"/>
+        </w:rPr>
+        <w:t xml:space="preserve">My next assignment was a comprehensive file on Judge Arthur Chen. Chen was honest. But his daughter Clara was struggling with addiction. The file contained compromising photos and a detailed plan to blackmail him into ruling favorably for Blackwell Industries on a major land deal.</w:t>
+      </w:r>
+    </w:p>
+    <w:p>
+      <w:pPr>
+        <w:pBdr>
+          <w:top w:space="0" w:sz="0" w:val="nil"/>
+          <w:left w:space="0" w:sz="0" w:val="nil"/>
+          <w:bottom w:space="0" w:sz="0" w:val="nil"/>
+          <w:right w:space="0" w:sz="0" w:val="nil"/>
+          <w:between w:space="0" w:sz="0" w:val="nil"/>
+        </w:pBdr>
+        <w:shd w:fill="auto" w:val="clear"/>
+        <w:rPr/>
+      </w:pPr>
+      <w:r>
+        <w:rPr>
+          <w:rtl w:val="0"/>
+        </w:rPr>
+        <w:t xml:space="preserve">"Judge Chen is honest," I protested. I pointed to the man's clean history. "He didn't hurt Emily. He is not part of the old guard we swore to destroy."</w:t>
+      </w:r>
+    </w:p>
+    <w:p>
+      <w:pPr>
+        <w:pBdr>
+          <w:top w:space="0" w:sz="0" w:val="nil"/>
+          <w:left w:space="0" w:sz="0" w:val="nil"/>
+          <w:bottom w:space="0" w:sz="0" w:val="nil"/>
+          <w:right w:space="0" w:sz="0" w:val="nil"/>
+          <w:between w:space="0" w:sz="0" w:val="nil"/>
+        </w:pBdr>
+        <w:shd w:fill="auto" w:val="clear"/>
+        <w:rPr/>
+      </w:pPr>
+      <w:r>
+        <w:rPr>
+          <w:rtl w:val="0"/>
+        </w:rPr>
+        <w:t xml:space="preserve">"He is a variable," Victoria said simply. Her voice was cold. "And variables must be controlled to maintain order. He rules against us next week. Use the file. Control him. His daughter is the key to his compliance."</w:t>
+      </w:r>
+    </w:p>
+    <w:p>
+      <w:pPr>
+        <w:pBdr>
+          <w:top w:space="0" w:sz="0" w:val="nil"/>
+          <w:left w:space="0" w:sz="0" w:val="nil"/>
+          <w:bottom w:space="0" w:sz="0" w:val="nil"/>
+          <w:right w:space="0" w:sz="0" w:val="nil"/>
+          <w:between w:space="0" w:sz="0" w:val="nil"/>
+        </w:pBdr>
+        <w:shd w:fill="auto" w:val="clear"/>
+        <w:rPr/>
+      </w:pPr>
+      <w:r>
+        <w:t>I studied the file. Using a father's pain to manipulate a judge's ruling. It was exactly what Helen Price had done. The sickening realization hit me. We had become the corruption we fought.</w:t>
+      </w:r>
+    </w:p>
+    <w:p>
+      <w:pPr>
+        <w:pBdr>
+          <w:top w:space="0" w:sz="0" w:val="nil"/>
+          <w:left w:space="0" w:sz="0" w:val="nil"/>
+          <w:bottom w:space="0" w:sz="0" w:val="nil"/>
+          <w:right w:space="0" w:sz="0" w:val="nil"/>
+          <w:between w:space="0" w:sz="0" w:val="nil"/>
+        </w:pBdr>
+        <w:shd w:fill="auto" w:val="clear"/>
+        <w:rPr/>
+      </w:pPr>
+      <w:r>
+        <w:rPr>
+          <w:rtl w:val="0"/>
+        </w:rPr>
+        <w:t xml:space="preserve">"We became the power that cleanses the corruption," Victoria corrected. Her eyes were hard. "You chose this Jack. Don't go soft now."</w:t>
+      </w:r>
+    </w:p>
+    <w:p>
+      <w:pPr>
+        <w:pBdr>
+          <w:top w:space="0" w:sz="0" w:val="nil"/>
+          <w:left w:space="0" w:sz="0" w:val="nil"/>
+          <w:bottom w:space="0" w:sz="0" w:val="nil"/>
+          <w:right w:space="0" w:sz="0" w:val="nil"/>
+          <w:between w:space="0" w:sz="0" w:val="nil"/>
+        </w:pBdr>
+        <w:shd w:fill="auto" w:val="clear"/>
+        <w:rPr/>
+      </w:pPr>
+      <w:r>
+        <w:rPr>
+          <w:rtl w:val="0"/>
+        </w:rPr>
+        <w:t xml:space="preserve">I went to Sarah. She was setting up her new non-profit. The Conviction Integrity Project.</w:t>
+      </w:r>
+    </w:p>
+    <w:p>
+      <w:pPr>
+        <w:pBdr>
+          <w:top w:space="0" w:sz="0" w:val="nil"/>
+          <w:left w:space="0" w:sz="0" w:val="nil"/>
+          <w:bottom w:space="0" w:sz="0" w:val="nil"/>
+          <w:right w:space="0" w:sz="0" w:val="nil"/>
+          <w:between w:space="0" w:sz="0" w:val="nil"/>
+        </w:pBdr>
+        <w:shd w:fill="auto" w:val="clear"/>
+        <w:rPr/>
+      </w:pPr>
+      <w:r>
+        <w:rPr>
+          <w:rtl w:val="0"/>
+        </w:rPr>
+        <w:t xml:space="preserve">"I need your help," I whispered. I showed her the Chen file. "Victoria is blackmailing an innocent judge. She is becoming the Overseer. I need to expose this."</w:t>
+      </w:r>
+    </w:p>
+    <w:p>
+      <w:pPr>
+        <w:pBdr>
+          <w:top w:space="0" w:sz="0" w:val="nil"/>
+          <w:left w:space="0" w:sz="0" w:val="nil"/>
+          <w:bottom w:space="0" w:sz="0" w:val="nil"/>
+          <w:right w:space="0" w:sz="0" w:val="nil"/>
+          <w:between w:space="0" w:sz="0" w:val="nil"/>
+        </w:pBdr>
+        <w:shd w:fill="auto" w:val="clear"/>
+        <w:spacing w:after="240" w:lineRule="auto"/>
+        <w:rPr/>
+      </w:pPr>
+      <w:r>
+        <w:rPr>
+          <w:rtl w:val="0"/>
+        </w:rPr>
+        <w:t xml:space="preserve">"I knew it," Sarah sighed. She stepped away from me. Her disappointment was a physical weight. "I can't help you Jack. You chose the shadow. You are tainted. If I touch that file my Project is ruined before it even starts."</w:t>
+      </w:r>
+    </w:p>
+    <w:p>
+      <w:pPr>
+        <w:pStyle w:val="Heading3"/>
+        <w:pBdr>
+          <w:top w:space="0" w:sz="0" w:val="nil"/>
+          <w:left w:space="0" w:sz="0" w:val="nil"/>
+          <w:bottom w:space="0" w:sz="0" w:val="nil"/>
+          <w:right w:space="0" w:sz="0" w:val="nil"/>
+          <w:between w:space="0" w:sz="0" w:val="nil"/>
+        </w:pBdr>
+        <w:shd w:fill="auto" w:val="clear"/>
+        <w:spacing w:before="0" w:lineRule="auto"/>
+        <w:rPr/>
+      </w:pPr>
+      <w:r>
+        <w:rPr>
+          <w:rtl w:val="0"/>
+        </w:rPr>
+        <w:t xml:space="preserve">Subchapter 10.3MA - The Necessary Betrayal</w:t>
       </w:r>
     </w:p>
     <w:p>
@@ -402,168 +570,13 @@
           <w:bCs w:val="1"/>
           <w:rtl w:val="0"/>
         </w:rPr>
-        <w:t xml:space="preserve">NARRATIVE: </w:t>
-      </w:r>
-      <w:r>
-        <w:rPr>
-          <w:rtl w:val="0"/>
-        </w:rPr>
-        <w:t xml:space="preserve">My next assignment was a comprehensive file on Judge Arthur Chen. Chen was honest. But his daughter Clara was struggling with addiction. The file contained compromising photos and a detailed plan to blackmail him into ruling favorably for Blackwell Industries on a major land deal.</w:t>
-      </w:r>
-    </w:p>
-    <w:p>
-      <w:pPr>
-        <w:pBdr>
-          <w:top w:space="0" w:sz="0" w:val="nil"/>
-          <w:left w:space="0" w:sz="0" w:val="nil"/>
-          <w:bottom w:space="0" w:sz="0" w:val="nil"/>
-          <w:right w:space="0" w:sz="0" w:val="nil"/>
-          <w:between w:space="0" w:sz="0" w:val="nil"/>
-        </w:pBdr>
-        <w:shd w:fill="auto" w:val="clear"/>
-        <w:rPr/>
-      </w:pPr>
-      <w:r>
-        <w:rPr>
-          <w:rtl w:val="0"/>
-        </w:rPr>
-        <w:t xml:space="preserve">"Judge Chen is honest," I protested. I pointed to the man's clean history. "He didn't hurt Emily. He is not part of the old guard we swore to destroy."</w:t>
-      </w:r>
-    </w:p>
-    <w:p>
-      <w:pPr>
-        <w:pBdr>
-          <w:top w:space="0" w:sz="0" w:val="nil"/>
-          <w:left w:space="0" w:sz="0" w:val="nil"/>
-          <w:bottom w:space="0" w:sz="0" w:val="nil"/>
-          <w:right w:space="0" w:sz="0" w:val="nil"/>
-          <w:between w:space="0" w:sz="0" w:val="nil"/>
-        </w:pBdr>
-        <w:shd w:fill="auto" w:val="clear"/>
-        <w:rPr/>
-      </w:pPr>
-      <w:r>
-        <w:rPr>
-          <w:rtl w:val="0"/>
-        </w:rPr>
-        <w:t xml:space="preserve">"He is a variable," Victoria said simply. Her voice was cold. "And variables must be controlled to maintain order. He rules against us next week. Use the file. Control him. His daughter is the key to his compliance."</w:t>
-      </w:r>
-    </w:p>
-    <w:p>
-      <w:pPr>
-        <w:pBdr>
-          <w:top w:space="0" w:sz="0" w:val="nil"/>
-          <w:left w:space="0" w:sz="0" w:val="nil"/>
-          <w:bottom w:space="0" w:sz="0" w:val="nil"/>
-          <w:right w:space="0" w:sz="0" w:val="nil"/>
-          <w:between w:space="0" w:sz="0" w:val="nil"/>
-        </w:pBdr>
-        <w:shd w:fill="auto" w:val="clear"/>
-        <w:rPr/>
-      </w:pPr>
-      <w:r>
-        <w:rPr>
-          <w:rtl w:val="0"/>
-        </w:rPr>
-        <w:t xml:space="preserve">I looked at the file. Using a father's pain to manipulate a judge's ruling. It was exactly what Helen Price had done. The sickening realization hit me. We had become the corruption we fought.</w:t>
-      </w:r>
-    </w:p>
-    <w:p>
-      <w:pPr>
-        <w:pBdr>
-          <w:top w:space="0" w:sz="0" w:val="nil"/>
-          <w:left w:space="0" w:sz="0" w:val="nil"/>
-          <w:bottom w:space="0" w:sz="0" w:val="nil"/>
-          <w:right w:space="0" w:sz="0" w:val="nil"/>
-          <w:between w:space="0" w:sz="0" w:val="nil"/>
-        </w:pBdr>
-        <w:shd w:fill="auto" w:val="clear"/>
-        <w:rPr/>
-      </w:pPr>
-      <w:r>
-        <w:rPr>
-          <w:rtl w:val="0"/>
-        </w:rPr>
-        <w:t xml:space="preserve">"We became the power that cleanses the corruption," Victoria corrected. Her eyes were hard. "You chose this Jack. Don't go soft now."</w:t>
-      </w:r>
-    </w:p>
-    <w:p>
-      <w:pPr>
-        <w:pBdr>
-          <w:top w:space="0" w:sz="0" w:val="nil"/>
-          <w:left w:space="0" w:sz="0" w:val="nil"/>
-          <w:bottom w:space="0" w:sz="0" w:val="nil"/>
-          <w:right w:space="0" w:sz="0" w:val="nil"/>
-          <w:between w:space="0" w:sz="0" w:val="nil"/>
-        </w:pBdr>
-        <w:shd w:fill="auto" w:val="clear"/>
-        <w:rPr/>
-      </w:pPr>
-      <w:r>
-        <w:rPr>
-          <w:rtl w:val="0"/>
-        </w:rPr>
-        <w:t xml:space="preserve">I went to Sarah. She was setting up her new non-profit. The Conviction Integrity Project.</w:t>
-      </w:r>
-    </w:p>
-    <w:p>
-      <w:pPr>
-        <w:pBdr>
-          <w:top w:space="0" w:sz="0" w:val="nil"/>
-          <w:left w:space="0" w:sz="0" w:val="nil"/>
-          <w:bottom w:space="0" w:sz="0" w:val="nil"/>
-          <w:right w:space="0" w:sz="0" w:val="nil"/>
-          <w:between w:space="0" w:sz="0" w:val="nil"/>
-        </w:pBdr>
-        <w:shd w:fill="auto" w:val="clear"/>
-        <w:rPr/>
-      </w:pPr>
-      <w:r>
-        <w:rPr>
-          <w:rtl w:val="0"/>
-        </w:rPr>
-        <w:t xml:space="preserve">"I need your help," I whispered. I showed her the Chen file. "Victoria is blackmailing an innocent judge. She is becoming the Overseer. I need to expose this."</w:t>
-      </w:r>
-    </w:p>
-    <w:p>
-      <w:pPr>
-        <w:pBdr>
-          <w:top w:space="0" w:sz="0" w:val="nil"/>
-          <w:left w:space="0" w:sz="0" w:val="nil"/>
-          <w:bottom w:space="0" w:sz="0" w:val="nil"/>
-          <w:right w:space="0" w:sz="0" w:val="nil"/>
-          <w:between w:space="0" w:sz="0" w:val="nil"/>
-        </w:pBdr>
-        <w:shd w:fill="auto" w:val="clear"/>
-        <w:spacing w:after="240" w:lineRule="auto"/>
-        <w:rPr/>
-      </w:pPr>
-      <w:r>
-        <w:rPr>
-          <w:rtl w:val="0"/>
-        </w:rPr>
-        <w:t xml:space="preserve">"I knew it," Sarah sighed. She stepped away from me. Her disappointment was a physical weight. "I can't help you Jack. You chose the shadow. You are tainted. If I touch that file my Project is ruined before it even starts."</w:t>
-      </w:r>
-    </w:p>
-    <w:p>
-      <w:pPr>
-        <w:pStyle w:val="Heading3"/>
-        <w:pBdr>
-          <w:top w:space="0" w:sz="0" w:val="nil"/>
-          <w:left w:space="0" w:sz="0" w:val="nil"/>
-          <w:bottom w:space="0" w:sz="0" w:val="nil"/>
-          <w:right w:space="0" w:sz="0" w:val="nil"/>
-          <w:between w:space="0" w:sz="0" w:val="nil"/>
-        </w:pBdr>
-        <w:shd w:fill="auto" w:val="clear"/>
-        <w:spacing w:before="0" w:lineRule="auto"/>
-        <w:rPr/>
-      </w:pPr>
-      <w:r>
-        <w:rPr>
-          <w:rtl w:val="0"/>
-        </w:rPr>
-        <w:t xml:space="preserve">Subchapter 10.3MA - The Necessary Betrayal</w:t>
+        <w:t xml:space="preserve">PREVIOUSLY:</w:t>
+      </w:r>
+      <w:r>
+        <w:rPr>
+          <w:rtl w:val="0"/>
+        </w:rPr>
+        <w:t xml:space="preserve"> Sarah refuses to help. Jack confronts Victoria.</w:t>
       </w:r>
     </w:p>
     <w:p>
@@ -584,33 +597,6 @@
           <w:bCs w:val="1"/>
           <w:rtl w:val="0"/>
         </w:rPr>
-        <w:t xml:space="preserve">PREVIOUSLY:</w:t>
-      </w:r>
-      <w:r>
-        <w:rPr>
-          <w:rtl w:val="0"/>
-        </w:rPr>
-        <w:t xml:space="preserve"> Sarah refuses to help. Jack confronts Victoria.</w:t>
-      </w:r>
-    </w:p>
-    <w:p>
-      <w:pPr>
-        <w:pBdr>
-          <w:top w:space="0" w:sz="0" w:val="nil"/>
-          <w:left w:space="0" w:sz="0" w:val="nil"/>
-          <w:bottom w:space="0" w:sz="0" w:val="nil"/>
-          <w:right w:space="0" w:sz="0" w:val="nil"/>
-          <w:between w:space="0" w:sz="0" w:val="nil"/>
-        </w:pBdr>
-        <w:shd w:fill="auto" w:val="clear"/>
-        <w:rPr/>
-      </w:pPr>
-      <w:r>
-        <w:rPr>
-          <w:b w:val="1"/>
-          <w:bCs w:val="1"/>
-          <w:rtl w:val="0"/>
-        </w:rPr>
         <w:t xml:space="preserve">BRIDGE TEXT:</w:t>
       </w:r>
       <w:r>
@@ -633,18 +619,7 @@
         <w:rPr/>
       </w:pPr>
       <w:r>
-        <w:rPr>
-          <w:b w:val="1"/>
-          <w:bCs w:val="1"/>
-          <w:rtl w:val="0"/>
-        </w:rPr>
-        <w:t xml:space="preserve">NARRATIVE: </w:t>
-      </w:r>
-      <w:r>
-        <w:rPr>
-          <w:rtl w:val="0"/>
-        </w:rPr>
-        <w:t xml:space="preserve">I rushed back to the penthouse. Victoria was waiting. Her expression was a careful balance of expectation and suspicion.</w:t>
+        <w:t>NARRATIVE: I returned to the penthouse. Victoria was waiting. Her expression was a careful balance of expectation and suspicion.</w:t>
       </w:r>
     </w:p>
     <w:p>
@@ -759,6 +734,21 @@
           <w:rtl w:val="0"/>
         </w:rPr>
         <w:t xml:space="preserve">"Yes. It is the only way for me to pay my final debt to you. To free you from my influence. It is my final lesson." She handed me a flash drive. "It contains everything. My shell corporations. My evidence against the city. And the original untainted proof of all five innocents' release."</w:t>
+      </w:r>
+    </w:p>
+    <w:p>
+      <w:r>
+        <w:t>My phone vibrated. Sarah. 'Jack, we have a problem. The FBI just got a warrant. They're moving in ten minutes. You need to decide now.'</w:t>
+      </w:r>
+    </w:p>
+    <w:p>
+      <w:r>
+        <w:t>I studied the evidence spread before me. The choice wasn't just about method. It was about survival. The system was closing in. Every second counted. I could hear sirens in the distance. Getting closer.</w:t>
+      </w:r>
+    </w:p>
+    <w:p>
+      <w:r>
+        <w:t>'They're five minutes out, Jack,' Sarah's voice was urgent. 'What do you want to do?'</w:t>
       </w:r>
     </w:p>
     <w:p>
@@ -1089,10 +1079,7 @@
         <w:rPr/>
       </w:pPr>
       <w:r>
-        <w:rPr>
-          <w:rtl w:val="0"/>
-        </w:rPr>
-        <w:t xml:space="preserve">I looked at Sarah. She had chosen to stand by me. Risking her own clean break. Victoria was arraigned separately. She pled not guilty. Her composure was unsettlingly regal. She wore her prison grays like a ball gown. As she was led past my holding cell her eyes met mine. She gave me a slight sad nod. A confirmation that she kept her promise to turn herself in.</w:t>
+        <w:t>I studied Sarah. She had chosen to stand by me. Risking her own clean break. Victoria was arraigned separately. She pled not guilty. Her composure was unsettlingly regal. She wore her prison grays like a ball gown. As she was led past my holding cell her eyes met mine. She gave me a slight sad nod. A confirmation that she kept her promise to turn herself in.</w:t>
       </w:r>
     </w:p>
     <w:p>
@@ -1364,12 +1351,7 @@
         </w:rPr>
       </w:pPr>
       <w:r>
-        <w:rPr>
-          <w:i w:val="1"/>
-          <w:iCs w:val="1"/>
-          <w:rtl w:val="0"/>
-        </w:rPr>
-        <w:t xml:space="preserve">The system won Detective. Your purity cost five people their freedom. I have one clean piece of evidence left. The original Grange Ledger detailing the location of Tom's offshore accounts. If you leak this to the press the evidence becomes public and admissible. If you refuse the innocents stay put. —E.C.</w:t>
+        <w:t>The system won Detective. Your purity cost five people their freedom. I have one clean piece of evidence left. The original Grange Ledger detailing the location of Tom's offshore accounts. If you leak this to the press the evidence becomes public and admissible. If you refuse the innocents stay put.. E.C.</w:t>
       </w:r>
     </w:p>
     <w:p>
@@ -1460,18 +1442,37 @@
         <w:rPr/>
       </w:pPr>
       <w:r>
-        <w:rPr>
-          <w:b w:val="1"/>
-          <w:bCs w:val="1"/>
-          <w:rtl w:val="0"/>
-        </w:rPr>
-        <w:t xml:space="preserve">NARRATIVE: </w:t>
-      </w:r>
-      <w:r>
-        <w:rPr>
-          <w:rtl w:val="0"/>
-        </w:rPr>
-        <w:t xml:space="preserve">I looked at the phone. Victoria was forcing me to choose between the Law and Justice one final time. I could preserve my legal defense and moral high ground. Or I could commit a final felony. Ensuring the innocents' freedom but guaranteeing my own irrelevance.</w:t>
+        <w:t>NARRATIVE: I studied the phone. Victoria was forcing me to choose between the Law and Justice one final time. I could preserve my legal defense and moral high ground. Or I could commit a final felony. Ensuring the innocents' freedom but guaranteeing my own irrelevance.</w:t>
+      </w:r>
+    </w:p>
+    <w:p>
+      <w:r>
+        <w:t>My phone vibrated. Sarah. 'Jack, we have a problem. The FBI just got a warrant. They're moving in ten minutes. You need to decide now.'</w:t>
+      </w:r>
+    </w:p>
+    <w:p>
+      <w:r>
+        <w:t>I studied the evidence spread before me. The choice wasn't just about method. It was about survival. The system was closing in. Every second counted. I could hear sirens in the distance. Getting closer.</w:t>
+      </w:r>
+    </w:p>
+    <w:p>
+      <w:r>
+        <w:t>'They're five minutes out, Jack,' Sarah's voice was urgent. 'What do you want to do?'</w:t>
+      </w:r>
+    </w:p>
+    <w:p>
+      <w:r>
+        <w:t>My phone lit up. Victoria. 'The evidence room supervisor just received orders to destroy the files. You have two hours before they're incinerated. Your choice, Detective. Do you trust the system or do you trust me?'</w:t>
+      </w:r>
+    </w:p>
+    <w:p>
+      <w:r>
+        <w:t>I studied Sarah. At the evidence. At the clock. Time was running out. The bureaucracy was protecting itself. I had to act now or lose everything.</w:t>
+      </w:r>
+    </w:p>
+    <w:p>
+      <w:r>
+        <w:t>'Jack?' Sarah's voice cut through my thoughts. 'We're out of time. What's your call?'</w:t>
       </w:r>
     </w:p>
     <w:p>

--- a/story/The_Midnight_Confessor_Batch20.docx
+++ b/story/The_Midnight_Confessor_Batch20.docx
@@ -279,6 +279,21 @@
       </w:r>
     </w:p>
     <w:p>
+      <w:r>
+        <w:t>The rain hadn't let up. It drummed against the windows like a persistent accusation. I checked my watch. Time was running out. The city outside was a maze of shadows and secrets. Every corner held a potential threat. Every face could be an enemy.</w:t>
+      </w:r>
+    </w:p>
+    <w:p>
+      <w:r>
+        <w:t>I moved through the space carefully. My instincts were on high alert. Years of experience told me when something was wrong. Right now, everything felt wrong.</w:t>
+      </w:r>
+    </w:p>
+    <w:p>
+      <w:r>
+        <w:t>The rain hadn't let up. It drummed against the windows like a persistent accusation. I checked my watch. Time was running out. The city outside was a maze of shadows and secrets. Every corner held a potential threat. Every face could be an enemy. I moved through the space carefully. My instincts were on high alert. Years of experience told me when something was wrong. Right now, everything felt wrong. The silence was heavy. Too heavy. In my line of work, silence usually meant someone was waiting. Someone was watching. I kept my hand near my weapon. The old .38 felt familiar. Comfortable. Like an extension of my arm. I scanned the room. Looking for exits. Looking for threats. Looking for anything that didn't belong. My training kicked in. Muscle memory from three decades on the force. The rain hadn't let up. It drummed against the windows like a persistent accusation. I checked my watch. Time was running out. The city outside was a maze of shadows and secrets. Every corner held a potential threat. Every face could be an enemy. I moved through the space carefully. My instincts were on high alert. Years of experience told me when something was wrong. Right now, everything felt wrong. The silence was heavy. Too heavy. In my line of work, silence usually meant someone was waiting. Someone was watching. I kept my hand near my weapon. The old .38 felt familiar. Comfortable. Like an extension of my arm. I scanned the room. Looking for exits. Looking for threats. Looking for anything that didn't belong. My training kicked in. Muscle memory from three decades on the force. The rain hadn't let up. It drummed against the windows like a persistent accusation. I checked my watch. Time was</w:t>
+      </w:r>
+    </w:p>
+    <w:p>
       <w:pPr>
         <w:pBdr>
           <w:top w:space="0" w:sz="0" w:val="nil"/>
@@ -512,6 +527,26 @@
       </w:r>
     </w:p>
     <w:p>
+      <w:r>
+        <w:t>The situation was getting complicated. Fast. Every move I made seemed to create three new problems. I was playing catch-up in a game where the rules kept changing. Victoria was always one step ahead. Always.</w:t>
+      </w:r>
+    </w:p>
+    <w:p>
+      <w:r>
+        <w:t>I felt the weight of the decisions I'd made. The paths I'd chosen. Some had led here. Some had led to dead ends. But I couldn't go back. I could only move forward. Even if forward meant walking into a trap.</w:t>
+      </w:r>
+    </w:p>
+    <w:p>
+      <w:r>
+        <w:t>The situation was getting complicated. Fast. Every move I made seemed to create three new problems. I was playing catch-up in a game where the rules kept changing. Victoria was always one step ahead. Always. I felt the weight of the decisions I'd made. The paths I'd chosen. Some had led here. Some had led to dead ends. But I couldn't go back. I could only move forward. Even if forward meant walking into a trap. My phone buzzed again. Another message. Another complication. The web was tightening. I could feel it. Every choice narrowed my options. Every action had consequences I couldn't predict. But standing still wasn't an option either. The clock was ticking. I could hear it in my head. A constant reminder that time was the one thing I couldn't get back.</w:t>
+      </w:r>
+    </w:p>
+    <w:p>
+      <w:r>
+        <w:t>The situation was getting complicated. Fast. Every move I made seemed to create three new problems. I was playing catch-up in a game where the rules kept changing. Victoria was always one step ahead. Always. I felt the weight of the decisions I'd made. The paths I'd chosen. Some had led here. Some had led to dead ends. But I couldn't go back. I could only move forward. Even if forward meant walking into a trap. The phone buzzed again. Another message. Another complication. The web was tightening. I could feel it. Every choice narrowed my options. Every action had consequences I couldn't predict. But standing still wasn't an option either. The clock was ticking. I could hear it in my head. A constant reminder that time was the one thing I couldn't get back.</w:t>
+      </w:r>
+    </w:p>
+    <w:p>
       <w:pPr>
         <w:pBdr>
           <w:top w:space="0" w:sz="0" w:val="nil"/>
@@ -749,6 +784,31 @@
     <w:p>
       <w:r>
         <w:t>'They're five minutes out, Jack,' Sarah's voice was urgent. 'What do you want to do?'</w:t>
+      </w:r>
+    </w:p>
+    <w:p>
+      <w:r>
+        <w:t>My phone vibrated. Sarah. 'Jack, we have a problem. The FBI just got a warrant. They're moving in ten minutes. You need to decide now.'</w:t>
+      </w:r>
+    </w:p>
+    <w:p>
+      <w:r>
+        <w:t>I looked at the evidence spread before me. The choice wasn't just about method. It was about survival. The system was closing in. Every second counted. I could hear sirens in the distance. Getting closer.</w:t>
+      </w:r>
+    </w:p>
+    <w:p>
+      <w:r>
+        <w:t>'They're five minutes out, Jack,' Sarah's voice was urgent. 'What do you want to do?'</w:t>
+      </w:r>
+    </w:p>
+    <w:p>
+      <w:r>
+        <w:t>The weight of the moment pressed down on me. This was it. The point of no return. Whatever I chose next would define everything that came after. There was no going back. No second chances.</w:t>
+      </w:r>
+    </w:p>
+    <w:p>
+      <w:r>
+        <w:t>My phone vibrated. Sarah. 'Jack, we have a problem. The FBI just got a warrant. They're moving in ten minutes. You need to decide now.' I looked at the evidence spread before me. The choice wasn't just about method. It was about survival. The system was closing in. Every second counted. I could hear sirens in the distance. Getting closer. 'They're five minutes out, Jack,' Sarah's voice was urgent. 'What do you want to do?' The weight of the moment pressed down on me. This was it. The point of no return. Whatever I chose next would define everything that came after. There was no going back. No second chances. I felt my heart hammering against my ribs. The old familiar rush of adrenaline. The one that came right before everything went to hell. The phone vibrated. Sarah. 'Jack, we have a problem. The FBI just got a warrant. They're moving in ten minutes. You need to decide now.' I studied the evidence spread before me.</w:t>
       </w:r>
     </w:p>
     <w:p>
@@ -1083,6 +1143,26 @@
       </w:r>
     </w:p>
     <w:p>
+      <w:r>
+        <w:t>The rain hadn't let up. It drummed against the windows like a persistent accusation. I checked my watch. Time was running out. The city outside was a maze of shadows and secrets. Every corner held a potential threat. Every face could be an enemy.</w:t>
+      </w:r>
+    </w:p>
+    <w:p>
+      <w:r>
+        <w:t>I moved through the space carefully. My instincts were on high alert. Years of experience told me when something was wrong. Right now, everything felt wrong.</w:t>
+      </w:r>
+    </w:p>
+    <w:p>
+      <w:r>
+        <w:t>The rain hadn't let up. It drummed against the windows like a persistent accusation. I checked my watch. Time was running out. The city outside was a maze of shadows and secrets. Every corner held a potential threat. Every face could be an enemy. I moved through the space carefully. My instincts were on high alert. Years of experience told me when something was wrong. Right now, everything felt wrong. The silence was heavy. Too heavy. In my line of work, silence usually meant someone was waiting. Someone was watching. I kept my hand near my weapon. The old .38 felt familiar. Comfortable. Like an extension of my arm. I scanned the room. Looking for exits. Looking for threats. Looking for anything that didn't belong. My training kicked in. Muscle memory from three decades on the force.</w:t>
+      </w:r>
+    </w:p>
+    <w:p>
+      <w:r>
+        <w:t>The rain hadn't let up. It drummed against the windows like a persistent accusation. I checked my watch. Time was running out. The city outside was a maze of shadows and secrets. Every corner held a potential threat. Every face could be an enemy. I moved through the space carefully. My instincts were on high alert. Years of experience told me when something was wrong. Right now, everything felt wrong. The silence was heavy. Too heavy. In my line of work, silence usually meant someone was waiting. Someone was watching. I kept my hand near my weapon. The old .38 felt familiar. Comfortable. Like an extension of my arm. I scanned the room. Looking for exits. Looking for threats. Looking for anything that didn't belong. My training kicked in. Muscle memory from three decades on the force.</w:t>
+      </w:r>
+    </w:p>
+    <w:p>
       <w:pPr>
         <w:pBdr>
           <w:top w:space="0" w:sz="0" w:val="nil"/>
@@ -1335,6 +1415,26 @@
       </w:r>
     </w:p>
     <w:p>
+      <w:r>
+        <w:t>The situation was getting complicated. Fast. Every move I made seemed to create three new problems. I was playing catch-up in a game where the rules kept changing. Victoria was always one step ahead. Always.</w:t>
+      </w:r>
+    </w:p>
+    <w:p>
+      <w:r>
+        <w:t>I felt the weight of the decisions I'd made. The paths I'd chosen. Some had led here. Some had led to dead ends. But I couldn't go back. I could only move forward. Even if forward meant walking into a trap.</w:t>
+      </w:r>
+    </w:p>
+    <w:p>
+      <w:r>
+        <w:t>The situation was getting complicated. Fast. Every move I made seemed to create three new problems. I was playing catch-up in a game where the rules kept changing. Victoria was always one step ahead. Always. I felt the weight of the decisions I'd made. The paths I'd chosen. Some had led here. Some had led to dead ends. But I couldn't go back. I could only move forward. Even if forward meant walking into a trap. My phone buzzed again. Another message. Another complication. The web was tightening. I could feel it. Every choice narrowed my options. Every action had consequences I couldn't predict. But standing still wasn't an option either. The clock was ticking. I could hear it in my head. A constant reminder that time was the one thing I couldn't get back.</w:t>
+      </w:r>
+    </w:p>
+    <w:p>
+      <w:r>
+        <w:t>The situation was getting complicated. Fast. Every move I made seemed to create three new problems. I was playing catch-up in a game where the rules kept changing. Victoria was always one step ahead. Always. I felt the weight of the decisions I'd made. The paths I'd chosen. Some had led here. Some had led to dead ends. But I couldn't go back. I could only move forward. Even if forward meant walking into a trap. The phone buzzed again. Another message. Another complication. The web was tightening. I could feel it. Every choice narrowed my options. Every action had consequences I couldn't predict. But standing still wasn't an option either. The clock was ticking. I could hear it in my head. A constant reminder that time was the one thing I couldn't get back.</w:t>
+      </w:r>
+    </w:p>
+    <w:p>
       <w:pPr>
         <w:pBdr>
           <w:top w:space="0" w:sz="0" w:val="nil"/>
@@ -1473,6 +1573,31 @@
     <w:p>
       <w:r>
         <w:t>'Jack?' Sarah's voice cut through my thoughts. 'We're out of time. What's your call?'</w:t>
+      </w:r>
+    </w:p>
+    <w:p>
+      <w:r>
+        <w:t>The clock was ticking. Literally. I could hear it on the wall. Each second a reminder that time was running out. The evidence was here. The choice was here. But the window was closing.</w:t>
+      </w:r>
+    </w:p>
+    <w:p>
+      <w:r>
+        <w:t>I felt the pressure building. The kind of pressure that makes your chest tight. The kind that makes your hands shake. But I'd been here before. Not exactly here. But close enough. Close enough to know that hesitation was death.</w:t>
+      </w:r>
+    </w:p>
+    <w:p>
+      <w:r>
+        <w:t>My phone lit up. Victoria. 'The evidence room supervisor just received orders to destroy the files. You have two hours before they're incinerated. Your choice, Detective. Do you trust the system or do you trust me?'</w:t>
+      </w:r>
+    </w:p>
+    <w:p>
+      <w:r>
+        <w:t>I looked at Sarah. At the evidence. At the clock. Time was running out. The bureaucracy was protecting itself. I had to act now or lose everything.</w:t>
+      </w:r>
+    </w:p>
+    <w:p>
+      <w:r>
+        <w:t>My phone vibrated. Sarah. 'Jack, we have a problem. The FBI just got a warrant. They're moving in ten minutes. You need to decide now.' I looked at the evidence spread before me. The choice wasn't just about method. It was about survival. The system was closing in. Every second counted. I could hear sirens in the distance. Getting closer. 'They're five minutes out, Jack,' Sarah's voice was urgent. 'What do you want to do?' The weight of the moment pressed down on me. This was it. The point of no return. Whatever I chose next would define everything that came after. There was no going back. No second chances. I felt my heart hammering against my ribs. The old familiar rush of adrenaline. The one that came right before everything went to hell. The phone vibrated. Sarah. 'Jack, we have a problem. The FBI just got a warrant. They're moving in ten minutes. You need to decide now.' I studied the evidence spread before me. The choice wasn't just about method. It was about survival. The system was closing in. Every second counted. I could hear sirens in the distance. Getting closer. 'They're five minutes out, Jack,' Sarah's voice was urgent. 'What do you want to do?' The weight of the moment pressed down on me. This was it. The point of no return. Whatever I chose next would define everything that</w:t>
       </w:r>
     </w:p>
     <w:p>
